--- a/p3/submission/jed_package/02_title_page.docx
+++ b/p3/submission/jed_package/02_title_page.docx
@@ -11,13 +11,13 @@
         <w:t xml:space="preserve">Author Title Page</w:t>
       </w:r>
     </w:p>
-    <w:bookmarkStart w:id="20" w:name="Xb67a4e6fa946c86d537e68b5d9ed0fce8783f05"/>
+    <w:bookmarkStart w:id="20" w:name="X111b8602d2509ec0354d44a99d7a8df084e3e9b"/>
     <w:p>
       <w:pPr>
         <w:pStyle w:val="Heading2"/>
       </w:pPr>
       <w:r>
-        <w:t xml:space="preserve">(Submitted separately from the blinded manuscript — not for review)</w:t>
+        <w:t xml:space="preserve">(Submitted separately from the blinded manuscript, not for review)</w:t>
       </w:r>
     </w:p>
     <w:p>
@@ -595,7 +595,7 @@
               <w:jc w:val="left"/>
             </w:pPr>
             <w:r>
-              <w:t xml:space="preserve">—</w:t>
+              <w:t xml:space="preserve">,</w:t>
             </w:r>
           </w:p>
         </w:tc>
@@ -659,19 +659,19 @@
               <w:jc w:val="left"/>
             </w:pPr>
             <w:r>
-              <w:t xml:space="preserve">—</w:t>
-            </w:r>
-          </w:p>
-        </w:tc>
-        <w:tc>
-          <w:tcPr/>
-          <w:p>
-            <w:pPr>
-              <w:pStyle w:val="Compact"/>
-              <w:jc w:val="left"/>
-            </w:pPr>
-            <w:r>
-              <w:t xml:space="preserve">—</w:t>
+              <w:t xml:space="preserve">,</w:t>
+            </w:r>
+          </w:p>
+        </w:tc>
+        <w:tc>
+          <w:tcPr/>
+          <w:p>
+            <w:pPr>
+              <w:pStyle w:val="Compact"/>
+              <w:jc w:val="left"/>
+            </w:pPr>
+            <w:r>
+              <w:t xml:space="preserve">,</w:t>
             </w:r>
           </w:p>
         </w:tc>
@@ -785,7 +785,7 @@
               <w:jc w:val="left"/>
             </w:pPr>
             <w:r>
-              <w:t xml:space="preserve">—</w:t>
+              <w:t xml:space="preserve">,</w:t>
             </w:r>
           </w:p>
         </w:tc>
@@ -811,7 +811,7 @@
               <w:jc w:val="left"/>
             </w:pPr>
             <w:r>
-              <w:t xml:space="preserve">—</w:t>
+              <w:t xml:space="preserve">,</w:t>
             </w:r>
           </w:p>
         </w:tc>
@@ -861,7 +861,7 @@
               <w:jc w:val="left"/>
             </w:pPr>
             <w:r>
-              <w:t xml:space="preserve">—</w:t>
+              <w:t xml:space="preserve">,</w:t>
             </w:r>
           </w:p>
         </w:tc>
@@ -887,7 +887,7 @@
               <w:jc w:val="left"/>
             </w:pPr>
             <w:r>
-              <w:t xml:space="preserve">—</w:t>
+              <w:t xml:space="preserve">,</w:t>
             </w:r>
           </w:p>
         </w:tc>
@@ -975,7 +975,7 @@
               <w:jc w:val="left"/>
             </w:pPr>
             <w:r>
-              <w:t xml:space="preserve">—</w:t>
+              <w:t xml:space="preserve">,</w:t>
             </w:r>
           </w:p>
         </w:tc>
